--- a/MAU BB TO TUNG/KHỎI TỐ/84. Giay cam doan thuc hien nghia vu khi dc ap dung bp ngan chan.docx
+++ b/MAU BB TO TUNG/KHỎI TỐ/84. Giay cam doan thuc hien nghia vu khi dc ap dung bp ngan chan.docx
@@ -794,6 +794,7 @@
           <w:tab w:val="left" w:pos="5000"/>
         </w:tabs>
         <w:spacing w:before="60" w:after="60"/>
+        <w:jc w:val="both"/>
         <w:rPr>
           <w:rFonts w:ascii="Times New Roman" w:hAnsi="Times New Roman" w:cs="Times New Roman"/>
           <w:sz w:val="28"/>
@@ -840,6 +841,7 @@
     <w:p>
       <w:pPr>
         <w:spacing w:before="60" w:after="60"/>
+        <w:jc w:val="both"/>
         <w:rPr>
           <w:rFonts w:ascii="Times New Roman" w:hAnsi="Times New Roman" w:cs="Times New Roman"/>
           <w:sz w:val="28"/>
@@ -861,6 +863,7 @@
           <w:tab w:val="left" w:pos="1000"/>
         </w:tabs>
         <w:spacing w:before="60" w:after="60"/>
+        <w:jc w:val="both"/>
         <w:rPr>
           <w:rFonts w:ascii="Times New Roman" w:hAnsi="Times New Roman" w:cs="Times New Roman"/>
           <w:sz w:val="28"/>
@@ -896,6 +899,7 @@
     <w:p>
       <w:pPr>
         <w:spacing w:before="60" w:after="60"/>
+        <w:jc w:val="both"/>
         <w:rPr>
           <w:rFonts w:ascii="Times New Roman" w:hAnsi="Times New Roman" w:cs="Times New Roman"/>
           <w:sz w:val="28"/>
@@ -917,6 +921,7 @@
           <w:tab w:val="left" w:pos="1000"/>
         </w:tabs>
         <w:spacing w:before="60" w:after="60"/>
+        <w:jc w:val="both"/>
         <w:rPr>
           <w:rFonts w:ascii="Times New Roman" w:hAnsi="Times New Roman" w:cs="Times New Roman"/>
           <w:sz w:val="28"/>
@@ -969,6 +974,7 @@
     <w:p>
       <w:pPr>
         <w:spacing w:before="60" w:after="60"/>
+        <w:jc w:val="both"/>
         <w:rPr>
           <w:rFonts w:ascii="Times New Roman" w:hAnsi="Times New Roman" w:cs="Times New Roman"/>
           <w:sz w:val="28"/>
@@ -987,6 +993,7 @@
     <w:p>
       <w:pPr>
         <w:spacing w:before="60" w:after="60"/>
+        <w:jc w:val="both"/>
         <w:rPr>
           <w:rFonts w:ascii="Times New Roman" w:hAnsi="Times New Roman" w:cs="Times New Roman"/>
           <w:sz w:val="28"/>
@@ -1039,6 +1046,7 @@
     <w:p>
       <w:pPr>
         <w:spacing w:before="60" w:after="60"/>
+        <w:jc w:val="both"/>
         <w:rPr>
           <w:rFonts w:ascii="Times New Roman" w:hAnsi="Times New Roman" w:cs="Times New Roman"/>
           <w:sz w:val="28"/>
@@ -1057,6 +1065,7 @@
     <w:p>
       <w:pPr>
         <w:spacing w:before="60" w:after="60"/>
+        <w:jc w:val="both"/>
         <w:rPr>
           <w:rFonts w:ascii="Times New Roman" w:hAnsi="Times New Roman" w:cs="Times New Roman"/>
           <w:sz w:val="28"/>
@@ -1075,6 +1084,7 @@
     <w:p>
       <w:pPr>
         <w:spacing w:before="60" w:after="60"/>
+        <w:jc w:val="both"/>
         <w:rPr>
           <w:rFonts w:ascii="Times New Roman" w:hAnsi="Times New Roman" w:cs="Times New Roman"/>
           <w:sz w:val="28"/>
